--- a/Job_Sheet_Project_Cover_Page.docx
+++ b/Job_Sheet_Project_Cover_Page.docx
@@ -2,89 +2,272 @@
 <file path=word/document.xml><?xml version="1.0" encoding="utf-8"?>
 <w:document xmlns:wpc="http://schemas.microsoft.com/office/word/2010/wordprocessingCanvas" xmlns:mo="http://schemas.microsoft.com/office/mac/office/2008/main" xmlns:mc="http://schemas.openxmlformats.org/markup-compatibility/2006" xmlns:mv="urn:schemas-microsoft-com:mac:vml" xmlns:o="urn:schemas-microsoft-com:office:office" xmlns:r="http://schemas.openxmlformats.org/officeDocument/2006/relationships" xmlns:m="http://schemas.openxmlformats.org/officeDocument/2006/math" xmlns:v="urn:schemas-microsoft-com:vml" xmlns:wp14="http://schemas.microsoft.com/office/word/2010/wordprocessingDrawing" xmlns:wp="http://schemas.openxmlformats.org/drawingml/2006/wordprocessingDrawing" xmlns:w10="urn:schemas-microsoft-com:office:word" xmlns:w="http://schemas.openxmlformats.org/wordprocessingml/2006/main" xmlns:w14="http://schemas.microsoft.com/office/word/2010/wordml" xmlns:wpg="http://schemas.microsoft.com/office/word/2010/wordprocessingGroup" xmlns:wpi="http://schemas.microsoft.com/office/word/2010/wordprocessingInk" xmlns:wne="http://schemas.microsoft.com/office/word/2006/wordml" xmlns:wps="http://schemas.microsoft.com/office/word/2010/wordprocessingShape" mc:Ignorable="w14 wp14">
   <w:body>
-    <w:p>
-      <w:pPr>
-        <w:spacing w:before="800" w:after="160"/>
+    <w:tbl>
+      <w:tblPr>
+        <w:tblW w:type="auto" w:w="0"/>
         <w:jc w:val="center"/>
-      </w:pPr>
-      <w:r>
-        <w:rPr>
-          <w:rFonts w:ascii="Cambria" w:hAnsi="Cambria"/>
-          <w:b/>
-          <w:color w:val="1E3A8A"/>
-          <w:sz w:val="76"/>
-        </w:rPr>
-        <w:t>AL-SAFA PROPERTIES</w:t>
-      </w:r>
-    </w:p>
-    <w:p>
-      <w:pPr>
-        <w:spacing w:after="400"/>
+        <w:tblLayout w:type="fixed"/>
+        <w:tblLook w:firstColumn="1" w:firstRow="1" w:lastColumn="0" w:lastRow="0" w:noHBand="0" w:noVBand="1" w:val="04A0"/>
+      </w:tblPr>
+      <w:tblGrid>
+        <w:gridCol w:w="3168"/>
+        <w:gridCol w:w="7013"/>
+      </w:tblGrid>
+      <w:tr>
+        <w:tc>
+          <w:tcPr>
+            <w:tcW w:type="dxa" w:w="5090"/>
+            <w:tcBorders>
+              <w:top w:val="none"/>
+              <w:left w:val="none"/>
+              <w:bottom w:val="none"/>
+              <w:right w:val="none"/>
+            </w:tcBorders>
+          </w:tcPr>
+          <w:p/>
+        </w:tc>
+        <w:tc>
+          <w:tcPr>
+            <w:tcW w:type="dxa" w:w="5090"/>
+            <w:tcBorders>
+              <w:top w:val="none"/>
+              <w:left w:val="none"/>
+              <w:bottom w:val="none"/>
+              <w:right w:val="none"/>
+            </w:tcBorders>
+            <w:shd w:fill="3869A8"/>
+            <w:tcMar>
+              <w:top w:w="280" w:type="dxa"/>
+              <w:bottom w:w="280" w:type="dxa"/>
+              <w:left w:w="300" w:type="dxa"/>
+              <w:right w:w="200" w:type="dxa"/>
+            </w:tcMar>
+          </w:tcPr>
+          <w:p>
+            <w:pPr>
+              <w:spacing w:before="160" w:after="40"/>
+              <w:jc w:val="right"/>
+            </w:pPr>
+            <w:r>
+              <w:rPr>
+                <w:rFonts w:ascii="Cambria" w:hAnsi="Cambria"/>
+                <w:b/>
+                <w:color w:val="FFFFFF"/>
+                <w:sz w:val="84"/>
+              </w:rPr>
+              <w:t>Project Concert</w:t>
+              <w:br/>
+            </w:r>
+            <w:r>
+              <w:rPr>
+                <w:rFonts w:ascii="Cambria" w:hAnsi="Cambria"/>
+                <w:b/>
+                <w:color w:val="FFFFFF"/>
+                <w:sz w:val="84"/>
+              </w:rPr>
+              <w:t>Report</w:t>
+            </w:r>
+          </w:p>
+        </w:tc>
+      </w:tr>
+    </w:tbl>
+    <w:tbl>
+      <w:tblPr>
+        <w:tblW w:type="auto" w:w="0"/>
         <w:jc w:val="center"/>
-      </w:pPr>
-      <w:r>
-        <w:rPr>
-          <w:rFonts w:ascii="Cambria" w:hAnsi="Cambria"/>
-          <w:color w:val="475569"/>
-          <w:sz w:val="48"/>
-        </w:rPr>
-        <w:t>Project Concept Report</w:t>
-      </w:r>
-    </w:p>
-    <w:p>
-      <w:pPr>
-        <w:spacing w:after="1600"/>
-        <w:jc w:val="center"/>
-      </w:pPr>
-      <w:r>
-        <w:rPr>
-          <w:rFonts w:ascii="Cambria" w:hAnsi="Cambria"/>
-          <w:b/>
-          <w:sz w:val="28"/>
-        </w:rPr>
-        <w:t>Project No: PR-123456-7</w:t>
-      </w:r>
-    </w:p>
-    <w:p>
-      <w:pPr>
-        <w:spacing w:after="80" w:line="312" w:lineRule="auto"/>
-      </w:pPr>
-      <w:r>
-        <w:rPr>
-          <w:rFonts w:ascii="Cambria" w:hAnsi="Cambria"/>
-          <w:sz w:val="26"/>
-        </w:rPr>
-        <w:t>Report Date: [October 02, 2026]</w:t>
-        <w:br/>
-        <w:t>Prepared By: [Tajrian Islam Sharan]</w:t>
-        <w:br/>
-        <w:t>Department: Web Design &amp; Technical Documentation</w:t>
-        <w:br/>
-        <w:t>Submission To: [Competency Assessor, BTEB]</w:t>
-      </w:r>
-    </w:p>
-    <w:p>
-      <w:pPr>
-        <w:spacing w:before="1200" w:line="288" w:lineRule="auto"/>
-      </w:pPr>
-      <w:r>
-        <w:rPr>
-          <w:rFonts w:ascii="Cambria" w:hAnsi="Cambria"/>
-          <w:i/>
-          <w:color w:val="646464"/>
-          <w:sz w:val="22"/>
-        </w:rPr>
-        <w:t>ZARA Sales &amp; Corporate Office</w:t>
-        <w:br/>
-        <w:t>House-739, Road-9, Dhanmondi, Dhaka</w:t>
-        <w:br/>
-        <w:t>Phone: 01723-456789 | Email: email@OfficeOnline.com</w:t>
-      </w:r>
-    </w:p>
+        <w:tblLayout w:type="fixed"/>
+        <w:tblLook w:firstColumn="1" w:firstRow="1" w:lastColumn="0" w:lastRow="0" w:noHBand="0" w:noVBand="1" w:val="04A0"/>
+      </w:tblPr>
+      <w:tblGrid>
+        <w:gridCol w:w="5184"/>
+        <w:gridCol w:w="4997"/>
+      </w:tblGrid>
+      <w:tr>
+        <w:tc>
+          <w:tcPr>
+            <w:tcW w:type="dxa" w:w="5090"/>
+            <w:tcBorders>
+              <w:top w:val="none"/>
+              <w:left w:val="none"/>
+              <w:bottom w:val="none"/>
+              <w:right w:val="none"/>
+            </w:tcBorders>
+            <w:tcMar>
+              <w:top w:w="100" w:type="dxa"/>
+              <w:bottom w:w="100" w:type="dxa"/>
+              <w:left w:w="40" w:type="dxa"/>
+              <w:right w:w="40" w:type="dxa"/>
+            </w:tcMar>
+          </w:tcPr>
+          <w:p>
+            <w:pPr>
+              <w:spacing w:before="200"/>
+            </w:pPr>
+            <w:r>
+              <w:drawing>
+                <wp:inline xmlns:a="http://schemas.openxmlformats.org/drawingml/2006/main" xmlns:pic="http://schemas.openxmlformats.org/drawingml/2006/picture">
+                  <wp:extent cx="2926080" cy="4512380"/>
+                  <wp:docPr id="1" name="Picture 1"/>
+                  <wp:cNvGraphicFramePr>
+                    <a:graphicFrameLocks noChangeAspect="1"/>
+                  </wp:cNvGraphicFramePr>
+                  <a:graphic>
+                    <a:graphicData uri="http://schemas.openxmlformats.org/drawingml/2006/picture">
+                      <pic:pic>
+                        <pic:nvPicPr>
+                          <pic:cNvPr id="0" name="cover_building.png"/>
+                          <pic:cNvPicPr/>
+                        </pic:nvPicPr>
+                        <pic:blipFill>
+                          <a:blip r:embed="rId10"/>
+                          <a:stretch>
+                            <a:fillRect/>
+                          </a:stretch>
+                        </pic:blipFill>
+                        <pic:spPr>
+                          <a:xfrm>
+                            <a:off x="0" y="0"/>
+                            <a:ext cx="2926080" cy="4512380"/>
+                          </a:xfrm>
+                          <a:prstGeom prst="rect"/>
+                        </pic:spPr>
+                      </pic:pic>
+                    </a:graphicData>
+                  </a:graphic>
+                </wp:inline>
+              </w:drawing>
+            </w:r>
+          </w:p>
+          <w:p>
+            <w:pPr>
+              <w:spacing w:before="200"/>
+              <w:jc w:val="center"/>
+            </w:pPr>
+            <w:r>
+              <w:drawing>
+                <wp:inline xmlns:a="http://schemas.openxmlformats.org/drawingml/2006/main" xmlns:pic="http://schemas.openxmlformats.org/drawingml/2006/picture">
+                  <wp:extent cx="2542032" cy="2542032"/>
+                  <wp:docPr id="2" name="Picture 2"/>
+                  <wp:cNvGraphicFramePr>
+                    <a:graphicFrameLocks noChangeAspect="1"/>
+                  </wp:cNvGraphicFramePr>
+                  <a:graphic>
+                    <a:graphicData uri="http://schemas.openxmlformats.org/drawingml/2006/picture">
+                      <pic:pic>
+                        <pic:nvPicPr>
+                          <pic:cNvPr id="0" name="logo_alsafa_278.png"/>
+                          <pic:cNvPicPr/>
+                        </pic:nvPicPr>
+                        <pic:blipFill>
+                          <a:blip r:embed="rId11"/>
+                          <a:stretch>
+                            <a:fillRect/>
+                          </a:stretch>
+                        </pic:blipFill>
+                        <pic:spPr>
+                          <a:xfrm>
+                            <a:off x="0" y="0"/>
+                            <a:ext cx="2542032" cy="2542032"/>
+                          </a:xfrm>
+                          <a:prstGeom prst="rect"/>
+                        </pic:spPr>
+                      </pic:pic>
+                    </a:graphicData>
+                  </a:graphic>
+                </wp:inline>
+              </w:drawing>
+            </w:r>
+          </w:p>
+        </w:tc>
+        <w:tc>
+          <w:tcPr>
+            <w:tcW w:type="dxa" w:w="5090"/>
+            <w:tcBorders>
+              <w:top w:val="none"/>
+              <w:left w:val="none"/>
+              <w:bottom w:val="none"/>
+              <w:right w:val="none"/>
+            </w:tcBorders>
+            <w:tcMar>
+              <w:top w:w="100" w:type="dxa"/>
+              <w:bottom w:w="100" w:type="dxa"/>
+              <w:left w:w="40" w:type="dxa"/>
+              <w:right w:w="40" w:type="dxa"/>
+            </w:tcMar>
+          </w:tcPr>
+          <w:p>
+            <w:pPr>
+              <w:spacing w:before="1400" w:after="80" w:line="336" w:lineRule="auto"/>
+            </w:pPr>
+            <w:r>
+              <w:rPr>
+                <w:rFonts w:ascii="Cambria" w:hAnsi="Cambria"/>
+                <w:b/>
+                <w:sz w:val="28"/>
+              </w:rPr>
+              <w:t xml:space="preserve">Project No. </w:t>
+            </w:r>
+            <w:r>
+              <w:rPr>
+                <w:rFonts w:ascii="Cambria" w:hAnsi="Cambria"/>
+                <w:sz w:val="28"/>
+              </w:rPr>
+              <w:t>XYZ-123456-7</w:t>
+              <w:br/>
+            </w:r>
+            <w:r>
+              <w:rPr>
+                <w:rFonts w:ascii="Cambria" w:hAnsi="Cambria"/>
+                <w:color w:val="3C3C3C"/>
+                <w:sz w:val="24"/>
+              </w:rPr>
+              <w:t>[Report Date]</w:t>
+            </w:r>
+          </w:p>
+          <w:p>
+            <w:pPr>
+              <w:spacing w:before="3000" w:after="80" w:line="336" w:lineRule="auto"/>
+            </w:pPr>
+            <w:r>
+              <w:rPr>
+                <w:rFonts w:ascii="Cambria" w:hAnsi="Cambria"/>
+                <w:b/>
+                <w:sz w:val="28"/>
+              </w:rPr>
+              <w:t>ZARA Sales</w:t>
+              <w:br/>
+            </w:r>
+            <w:r>
+              <w:rPr>
+                <w:rFonts w:ascii="Cambria" w:hAnsi="Cambria"/>
+                <w:sz w:val="24"/>
+              </w:rPr>
+              <w:t>House-739, Road-9, Kolabagan, Dhaka</w:t>
+              <w:br/>
+            </w:r>
+            <w:r>
+              <w:rPr>
+                <w:rFonts w:ascii="Cambria" w:hAnsi="Cambria"/>
+                <w:sz w:val="24"/>
+              </w:rPr>
+              <w:t>Phone: 01723-4567890</w:t>
+              <w:br/>
+            </w:r>
+            <w:r>
+              <w:rPr>
+                <w:rFonts w:ascii="Cambria" w:hAnsi="Cambria"/>
+                <w:sz w:val="24"/>
+              </w:rPr>
+              <w:t>Email: email@OfficeOnline.com</w:t>
+            </w:r>
+          </w:p>
+        </w:tc>
+      </w:tr>
+    </w:tbl>
     <w:sectPr>
       <w:footerReference w:type="default" r:id="rId9"/>
       <w:pgSz w:w="11909" w:h="16834"/>
-      <w:pgMar w:top="1728" w:right="1440" w:bottom="1440" w:left="1440" w:header="720" w:footer="720" w:gutter="0"/>
+      <w:pgMar w:top="720" w:right="864" w:bottom="720" w:left="864" w:header="720" w:footer="720" w:gutter="0"/>
       <w:cols w:space="720"/>
       <w:docGrid w:linePitch="360"/>
     </w:sectPr>
@@ -99,15 +282,25 @@
       <w:pStyle w:val="Footer"/>
       <w:jc w:val="right"/>
     </w:pPr>
+    <w:r/>
     <w:r>
       <w:rPr>
-        <w:rFonts w:ascii="Times New Roman" w:hAnsi="Times New Roman"/>
-        <w:i/>
-        <w:color w:val="646464"/>
-        <w:sz w:val="18"/>
-      </w:rPr>
-      <w:t>D:\Your Name_Reg No\Job-1.docx</w:t>
+        <w:rFonts w:ascii="Cambria" w:hAnsi="Cambria"/>
+        <w:color w:val="505050"/>
+        <w:sz w:val="19"/>
+      </w:rPr>
+      <w:t xml:space="preserve">C:\Users\Student\Desktop\Fima_001802          Page </w:t>
     </w:r>
+    <w:fldSimple w:instr="PAGE">
+      <w:r>
+        <w:rPr>
+          <w:rFonts w:ascii="Cambria" w:hAnsi="Cambria"/>
+          <w:sz w:val="19"/>
+          <w:color w:val="505050"/>
+        </w:rPr>
+        <w:t>1</w:t>
+      </w:r>
+    </w:fldSimple>
   </w:p>
 </w:ftr>
 </file>

--- a/Job_Sheet_Project_Cover_Page.docx
+++ b/Job_Sheet_Project_Cover_Page.docx
@@ -11,12 +11,12 @@
       </w:tblPr>
       <w:tblGrid>
         <w:gridCol w:w="3168"/>
-        <w:gridCol w:w="7013"/>
+        <w:gridCol w:w="7157"/>
       </w:tblGrid>
       <w:tr>
         <w:tc>
           <w:tcPr>
-            <w:tcW w:type="dxa" w:w="5090"/>
+            <w:tcW w:type="dxa" w:w="5162"/>
             <w:tcBorders>
               <w:top w:val="none"/>
               <w:left w:val="none"/>
@@ -28,7 +28,7 @@
         </w:tc>
         <w:tc>
           <w:tcPr>
-            <w:tcW w:type="dxa" w:w="5090"/>
+            <w:tcW w:type="dxa" w:w="5162"/>
             <w:tcBorders>
               <w:top w:val="none"/>
               <w:left w:val="none"/>
@@ -37,15 +37,15 @@
             </w:tcBorders>
             <w:shd w:fill="3869A8"/>
             <w:tcMar>
-              <w:top w:w="280" w:type="dxa"/>
-              <w:bottom w:w="280" w:type="dxa"/>
-              <w:left w:w="300" w:type="dxa"/>
-              <w:right w:w="200" w:type="dxa"/>
+              <w:top w:w="220" w:type="dxa"/>
+              <w:bottom w:w="220" w:type="dxa"/>
+              <w:left w:w="240" w:type="dxa"/>
+              <w:right w:w="160" w:type="dxa"/>
             </w:tcMar>
           </w:tcPr>
           <w:p>
             <w:pPr>
-              <w:spacing w:before="160" w:after="40"/>
+              <w:spacing w:before="80" w:after="40"/>
               <w:jc w:val="right"/>
             </w:pPr>
             <w:r>
@@ -53,18 +53,10 @@
                 <w:rFonts w:ascii="Cambria" w:hAnsi="Cambria"/>
                 <w:b/>
                 <w:color w:val="FFFFFF"/>
-                <w:sz w:val="84"/>
+                <w:sz w:val="80"/>
               </w:rPr>
               <w:t>Project Concert</w:t>
               <w:br/>
-            </w:r>
-            <w:r>
-              <w:rPr>
-                <w:rFonts w:ascii="Cambria" w:hAnsi="Cambria"/>
-                <w:b/>
-                <w:color w:val="FFFFFF"/>
-                <w:sz w:val="84"/>
-              </w:rPr>
               <w:t>Report</w:t>
             </w:r>
           </w:p>
@@ -80,12 +72,12 @@
       </w:tblPr>
       <w:tblGrid>
         <w:gridCol w:w="5184"/>
-        <w:gridCol w:w="4997"/>
+        <w:gridCol w:w="5141"/>
       </w:tblGrid>
       <w:tr>
         <w:tc>
           <w:tcPr>
-            <w:tcW w:type="dxa" w:w="5090"/>
+            <w:tcW w:type="dxa" w:w="5162"/>
             <w:tcBorders>
               <w:top w:val="none"/>
               <w:left w:val="none"/>
@@ -93,20 +85,20 @@
               <w:right w:val="none"/>
             </w:tcBorders>
             <w:tcMar>
-              <w:top w:w="100" w:type="dxa"/>
-              <w:bottom w:w="100" w:type="dxa"/>
-              <w:left w:w="40" w:type="dxa"/>
-              <w:right w:w="40" w:type="dxa"/>
+              <w:top w:w="60" w:type="dxa"/>
+              <w:bottom w:w="60" w:type="dxa"/>
+              <w:left w:w="30" w:type="dxa"/>
+              <w:right w:w="30" w:type="dxa"/>
             </w:tcMar>
           </w:tcPr>
           <w:p>
             <w:pPr>
-              <w:spacing w:before="200"/>
+              <w:spacing w:before="120"/>
             </w:pPr>
             <w:r>
               <w:drawing>
                 <wp:inline xmlns:a="http://schemas.openxmlformats.org/drawingml/2006/main" xmlns:pic="http://schemas.openxmlformats.org/drawingml/2006/picture">
-                  <wp:extent cx="2926080" cy="4512380"/>
+                  <wp:extent cx="2834640" cy="4371368"/>
                   <wp:docPr id="1" name="Picture 1"/>
                   <wp:cNvGraphicFramePr>
                     <a:graphicFrameLocks noChangeAspect="1"/>
@@ -127,7 +119,7 @@
                         <pic:spPr>
                           <a:xfrm>
                             <a:off x="0" y="0"/>
-                            <a:ext cx="2926080" cy="4512380"/>
+                            <a:ext cx="2834640" cy="4371368"/>
                           </a:xfrm>
                           <a:prstGeom prst="rect"/>
                         </pic:spPr>
@@ -140,7 +132,7 @@
           </w:p>
           <w:p>
             <w:pPr>
-              <w:spacing w:before="200"/>
+              <w:spacing w:before="120"/>
               <w:jc w:val="center"/>
             </w:pPr>
             <w:r>
@@ -181,7 +173,7 @@
         </w:tc>
         <w:tc>
           <w:tcPr>
-            <w:tcW w:type="dxa" w:w="5090"/>
+            <w:tcW w:type="dxa" w:w="5162"/>
             <w:tcBorders>
               <w:top w:val="none"/>
               <w:left w:val="none"/>
@@ -189,15 +181,15 @@
               <w:right w:val="none"/>
             </w:tcBorders>
             <w:tcMar>
-              <w:top w:w="100" w:type="dxa"/>
-              <w:bottom w:w="100" w:type="dxa"/>
-              <w:left w:w="40" w:type="dxa"/>
-              <w:right w:w="40" w:type="dxa"/>
+              <w:top w:w="60" w:type="dxa"/>
+              <w:bottom w:w="60" w:type="dxa"/>
+              <w:left w:w="30" w:type="dxa"/>
+              <w:right w:w="30" w:type="dxa"/>
             </w:tcMar>
           </w:tcPr>
           <w:p>
             <w:pPr>
-              <w:spacing w:before="1400" w:after="80" w:line="336" w:lineRule="auto"/>
+              <w:spacing w:before="1000" w:after="80" w:line="312" w:lineRule="auto"/>
             </w:pPr>
             <w:r>
               <w:rPr>
@@ -218,7 +210,7 @@
             <w:r>
               <w:rPr>
                 <w:rFonts w:ascii="Cambria" w:hAnsi="Cambria"/>
-                <w:color w:val="3C3C3C"/>
+                <w:color w:val="464646"/>
                 <w:sz w:val="24"/>
               </w:rPr>
               <w:t>[Report Date]</w:t>
@@ -226,7 +218,7 @@
           </w:p>
           <w:p>
             <w:pPr>
-              <w:spacing w:before="3000" w:after="80" w:line="336" w:lineRule="auto"/>
+              <w:spacing w:before="2200" w:after="40" w:line="312" w:lineRule="auto"/>
             </w:pPr>
             <w:r>
               <w:rPr>
@@ -267,7 +259,7 @@
     <w:sectPr>
       <w:footerReference w:type="default" r:id="rId9"/>
       <w:pgSz w:w="11909" w:h="16834"/>
-      <w:pgMar w:top="720" w:right="864" w:bottom="720" w:left="864" w:header="720" w:footer="720" w:gutter="0"/>
+      <w:pgMar w:top="576" w:right="792" w:bottom="576" w:left="792" w:header="720" w:footer="720" w:gutter="0"/>
       <w:cols w:space="720"/>
       <w:docGrid w:linePitch="360"/>
     </w:sectPr>
@@ -286,21 +278,11 @@
     <w:r>
       <w:rPr>
         <w:rFonts w:ascii="Cambria" w:hAnsi="Cambria"/>
-        <w:color w:val="505050"/>
+        <w:color w:val="3C3C3C"/>
         <w:sz w:val="19"/>
       </w:rPr>
-      <w:t xml:space="preserve">C:\Users\Student\Desktop\Fima_001802          Page </w:t>
+      <w:t>C:\Users\Student\Desktop\Fima_001802                    1</w:t>
     </w:r>
-    <w:fldSimple w:instr="PAGE">
-      <w:r>
-        <w:rPr>
-          <w:rFonts w:ascii="Cambria" w:hAnsi="Cambria"/>
-          <w:sz w:val="19"/>
-          <w:color w:val="505050"/>
-        </w:rPr>
-        <w:t>1</w:t>
-      </w:r>
-    </w:fldSimple>
   </w:p>
 </w:ftr>
 </file>
